--- a/University's Bachelor Books/Digital Logic/Edit/Exercises.docx
+++ b/University's Bachelor Books/Digital Logic/Edit/Exercises.docx
@@ -1,10 +1,2216 @@
 
 <file path=word/document.xml><?xml version="1.0" encoding="utf-8"?>
-<w:document xmlns:wpc="http://schemas.microsoft.com/office/word/2010/wordprocessingCanvas" xmlns:mc="http://schemas.openxmlformats.org/markup-compatibility/2006" xmlns:o="urn:schemas-microsoft-com:office:office" xmlns:r="http://schemas.openxmlformats.org/officeDocument/2006/relationships" xmlns:m="http://schemas.openxmlformats.org/officeDocument/2006/math" xmlns:v="urn:schemas-microsoft-com:vml" xmlns:wp14="http://schemas.microsoft.com/office/word/2010/wordprocessingDrawing" xmlns:wp="http://schemas.openxmlformats.org/drawingml/2006/wordprocessingDrawing" xmlns:w="http://schemas.openxmlformats.org/wordprocessingml/2006/main" xmlns:w14="http://schemas.microsoft.com/office/word/2010/wordml" xmlns:w10="urn:schemas-microsoft-com:office:word" xmlns:w15="http://schemas.microsoft.com/office/word/2012/wordml" xmlns:wpg="http://schemas.microsoft.com/office/word/2010/wordprocessingGroup" xmlns:wpi="http://schemas.microsoft.com/office/word/2010/wordprocessingInk" xmlns:wne="http://schemas.microsoft.com/office/word/2006/wordml" xmlns:wps="http://schemas.microsoft.com/office/word/2010/wordprocessingShape" xmlns:wpsCustomData="http://www.wps.cn/officeDocument/2013/wpsCustomData" mc:Ignorable="w14 w15 wp14">
+<w:document xmlns:wpc="http://schemas.microsoft.com/office/word/2010/wordprocessingCanvas" xmlns:cx="http://schemas.microsoft.com/office/drawing/2014/chartex" xmlns:cx1="http://schemas.microsoft.com/office/drawing/2015/9/8/chartex" xmlns:cx2="http://schemas.microsoft.com/office/drawing/2015/10/21/chartex" xmlns:cx3="http://schemas.microsoft.com/office/drawing/2016/5/9/chartex" xmlns:cx4="http://schemas.microsoft.com/office/drawing/2016/5/10/chartex" xmlns:cx5="http://schemas.microsoft.com/office/drawing/2016/5/11/chartex" xmlns:cx6="http://schemas.microsoft.com/office/drawing/2016/5/12/chartex" xmlns:cx7="http://schemas.microsoft.com/office/drawing/2016/5/13/chartex" xmlns:cx8="http://schemas.microsoft.com/office/drawing/2016/5/14/chartex" xmlns:mc="http://schemas.openxmlformats.org/markup-compatibility/2006" xmlns:o="urn:schemas-microsoft-com:office:office" xmlns:r="http://schemas.openxmlformats.org/officeDocument/2006/relationships" xmlns:m="http://schemas.openxmlformats.org/officeDocument/2006/math" xmlns:v="urn:schemas-microsoft-com:vml" xmlns:wp14="http://schemas.microsoft.com/office/word/2010/wordprocessingDrawing" xmlns:wp="http://schemas.openxmlformats.org/drawingml/2006/wordprocessingDrawing" xmlns:w="http://schemas.openxmlformats.org/wordprocessingml/2006/main" xmlns:w14="http://schemas.microsoft.com/office/word/2010/wordml" xmlns:w10="urn:schemas-microsoft-com:office:word" xmlns:w15="http://schemas.microsoft.com/office/word/2012/wordml" xmlns:wpg="http://schemas.microsoft.com/office/word/2010/wordprocessingGroup" xmlns:wpi="http://schemas.microsoft.com/office/word/2010/wordprocessingInk" xmlns:wne="http://schemas.microsoft.com/office/word/2006/wordml" xmlns:wps="http://schemas.microsoft.com/office/word/2010/wordprocessingShape" xmlns:wpsCustomData="http://www.wps.cn/officeDocument/2013/wpsCustomData" mc:Ignorable="w14 w15 wp14">
   <w:body>
     <w:p>
+      <w:pPr>
+        <w:rPr>
+          <w:rFonts w:hint="default" w:ascii="Cambria" w:hAnsi="Cambria" w:cs="Cambria"/>
+          <w:sz w:val="24"/>
+          <w:szCs w:val="24"/>
+          <w:u w:val="single"/>
+          <w:lang w:val="en-US"/>
+        </w:rPr>
+      </w:pPr>
+      <w:r>
+        <w:rPr>
+          <w:rFonts w:hint="default" w:ascii="Cambria" w:hAnsi="Cambria" w:cs="Cambria"/>
+          <w:sz w:val="24"/>
+          <w:szCs w:val="24"/>
+          <w:u w:val="single"/>
+          <w:lang w:val="en-US"/>
+        </w:rPr>
+        <w:t>Exercise 01:</w:t>
+      </w:r>
+    </w:p>
+    <w:p>
+      <w:pPr>
+        <w:rPr>
+          <w:rFonts w:hint="default"/>
+          <w:lang w:val="en-US"/>
+        </w:rPr>
+      </w:pPr>
+      <w:r>
+        <w:rPr>
+          <w:rFonts w:hint="default"/>
+          <w:lang w:val="en-US"/>
+        </w:rPr>
+        <w:drawing>
+          <wp:inline distT="0" distB="0" distL="114300" distR="114300">
+            <wp:extent cx="4272280" cy="2280920"/>
+            <wp:effectExtent l="0" t="0" r="7620" b="5080"/>
+            <wp:docPr id="3" name="Picture 3" descr="Photo1"/>
+            <wp:cNvGraphicFramePr>
+              <a:graphicFrameLocks xmlns:a="http://schemas.openxmlformats.org/drawingml/2006/main" noChangeAspect="1"/>
+            </wp:cNvGraphicFramePr>
+            <a:graphic xmlns:a="http://schemas.openxmlformats.org/drawingml/2006/main">
+              <a:graphicData uri="http://schemas.openxmlformats.org/drawingml/2006/picture">
+                <pic:pic xmlns:pic="http://schemas.openxmlformats.org/drawingml/2006/picture">
+                  <pic:nvPicPr>
+                    <pic:cNvPr id="3" name="Picture 3" descr="Photo1"/>
+                    <pic:cNvPicPr>
+                      <a:picLocks noChangeAspect="1"/>
+                    </pic:cNvPicPr>
+                  </pic:nvPicPr>
+                  <pic:blipFill>
+                    <a:blip r:embed="rId5"/>
+                    <a:stretch>
+                      <a:fillRect/>
+                    </a:stretch>
+                  </pic:blipFill>
+                  <pic:spPr>
+                    <a:xfrm>
+                      <a:off x="0" y="0"/>
+                      <a:ext cx="4272280" cy="2280920"/>
+                    </a:xfrm>
+                    <a:prstGeom prst="rect">
+                      <a:avLst/>
+                    </a:prstGeom>
+                  </pic:spPr>
+                </pic:pic>
+              </a:graphicData>
+            </a:graphic>
+          </wp:inline>
+        </w:drawing>
+      </w:r>
+    </w:p>
+    <w:p>
+      <w:pPr>
+        <w:rPr>
+          <w:rFonts w:hint="default"/>
+          <w:lang w:val="en-US"/>
+        </w:rPr>
+      </w:pPr>
+      <w:r>
+        <w:rPr>
+          <w:rFonts w:hint="default"/>
+          <w:lang w:val="en-US"/>
+        </w:rPr>
+        <w:drawing>
+          <wp:inline distT="0" distB="0" distL="114300" distR="114300">
+            <wp:extent cx="4672330" cy="3037205"/>
+            <wp:effectExtent l="0" t="0" r="1270" b="10795"/>
+            <wp:docPr id="4" name="Picture 4" descr="Photo2"/>
+            <wp:cNvGraphicFramePr>
+              <a:graphicFrameLocks xmlns:a="http://schemas.openxmlformats.org/drawingml/2006/main" noChangeAspect="1"/>
+            </wp:cNvGraphicFramePr>
+            <a:graphic xmlns:a="http://schemas.openxmlformats.org/drawingml/2006/main">
+              <a:graphicData uri="http://schemas.openxmlformats.org/drawingml/2006/picture">
+                <pic:pic xmlns:pic="http://schemas.openxmlformats.org/drawingml/2006/picture">
+                  <pic:nvPicPr>
+                    <pic:cNvPr id="4" name="Picture 4" descr="Photo2"/>
+                    <pic:cNvPicPr>
+                      <a:picLocks noChangeAspect="1"/>
+                    </pic:cNvPicPr>
+                  </pic:nvPicPr>
+                  <pic:blipFill>
+                    <a:blip r:embed="rId6"/>
+                    <a:stretch>
+                      <a:fillRect/>
+                    </a:stretch>
+                  </pic:blipFill>
+                  <pic:spPr>
+                    <a:xfrm>
+                      <a:off x="0" y="0"/>
+                      <a:ext cx="4672330" cy="3037205"/>
+                    </a:xfrm>
+                    <a:prstGeom prst="rect">
+                      <a:avLst/>
+                    </a:prstGeom>
+                  </pic:spPr>
+                </pic:pic>
+              </a:graphicData>
+            </a:graphic>
+          </wp:inline>
+        </w:drawing>
+      </w:r>
+    </w:p>
+    <w:p>
+      <w:pPr>
+        <w:rPr>
+          <w:rFonts w:hint="default"/>
+          <w:lang w:val="en-US"/>
+        </w:rPr>
+      </w:pPr>
+      <w:r>
+        <w:rPr>
+          <w:rFonts w:hint="default"/>
+          <w:lang w:val="en-US"/>
+        </w:rPr>
+        <w:drawing>
+          <wp:inline distT="0" distB="0" distL="114300" distR="114300">
+            <wp:extent cx="4462780" cy="2350770"/>
+            <wp:effectExtent l="0" t="0" r="7620" b="11430"/>
+            <wp:docPr id="5" name="Picture 5" descr="Photo3"/>
+            <wp:cNvGraphicFramePr>
+              <a:graphicFrameLocks xmlns:a="http://schemas.openxmlformats.org/drawingml/2006/main" noChangeAspect="1"/>
+            </wp:cNvGraphicFramePr>
+            <a:graphic xmlns:a="http://schemas.openxmlformats.org/drawingml/2006/main">
+              <a:graphicData uri="http://schemas.openxmlformats.org/drawingml/2006/picture">
+                <pic:pic xmlns:pic="http://schemas.openxmlformats.org/drawingml/2006/picture">
+                  <pic:nvPicPr>
+                    <pic:cNvPr id="5" name="Picture 5" descr="Photo3"/>
+                    <pic:cNvPicPr>
+                      <a:picLocks noChangeAspect="1"/>
+                    </pic:cNvPicPr>
+                  </pic:nvPicPr>
+                  <pic:blipFill>
+                    <a:blip r:embed="rId7"/>
+                    <a:stretch>
+                      <a:fillRect/>
+                    </a:stretch>
+                  </pic:blipFill>
+                  <pic:spPr>
+                    <a:xfrm>
+                      <a:off x="0" y="0"/>
+                      <a:ext cx="4462780" cy="2350770"/>
+                    </a:xfrm>
+                    <a:prstGeom prst="rect">
+                      <a:avLst/>
+                    </a:prstGeom>
+                  </pic:spPr>
+                </pic:pic>
+              </a:graphicData>
+            </a:graphic>
+          </wp:inline>
+        </w:drawing>
+      </w:r>
+    </w:p>
+    <w:p>
+      <w:pPr>
+        <w:rPr>
+          <w:rFonts w:hint="default"/>
+          <w:lang w:val="en-US"/>
+        </w:rPr>
+      </w:pPr>
+      <w:r>
+        <w:rPr>
+          <w:rFonts w:hint="default"/>
+          <w:lang w:val="en-US"/>
+        </w:rPr>
+        <w:drawing>
+          <wp:inline distT="0" distB="0" distL="114300" distR="114300">
+            <wp:extent cx="2319655" cy="506095"/>
+            <wp:effectExtent l="0" t="0" r="4445" b="1905"/>
+            <wp:docPr id="6" name="Picture 6" descr="Photo4"/>
+            <wp:cNvGraphicFramePr>
+              <a:graphicFrameLocks xmlns:a="http://schemas.openxmlformats.org/drawingml/2006/main" noChangeAspect="1"/>
+            </wp:cNvGraphicFramePr>
+            <a:graphic xmlns:a="http://schemas.openxmlformats.org/drawingml/2006/main">
+              <a:graphicData uri="http://schemas.openxmlformats.org/drawingml/2006/picture">
+                <pic:pic xmlns:pic="http://schemas.openxmlformats.org/drawingml/2006/picture">
+                  <pic:nvPicPr>
+                    <pic:cNvPr id="6" name="Picture 6" descr="Photo4"/>
+                    <pic:cNvPicPr>
+                      <a:picLocks noChangeAspect="1"/>
+                    </pic:cNvPicPr>
+                  </pic:nvPicPr>
+                  <pic:blipFill>
+                    <a:blip r:embed="rId8"/>
+                    <a:stretch>
+                      <a:fillRect/>
+                    </a:stretch>
+                  </pic:blipFill>
+                  <pic:spPr>
+                    <a:xfrm>
+                      <a:off x="0" y="0"/>
+                      <a:ext cx="2319655" cy="506095"/>
+                    </a:xfrm>
+                    <a:prstGeom prst="rect">
+                      <a:avLst/>
+                    </a:prstGeom>
+                  </pic:spPr>
+                </pic:pic>
+              </a:graphicData>
+            </a:graphic>
+          </wp:inline>
+        </w:drawing>
+      </w:r>
+    </w:p>
+    <w:p>
+      <w:pPr>
+        <w:rPr>
+          <w:rFonts w:hint="default"/>
+          <w:lang w:val="en-US"/>
+        </w:rPr>
+      </w:pPr>
+      <w:r>
+        <w:rPr>
+          <w:rFonts w:hint="default"/>
+          <w:lang w:val="en-US"/>
+        </w:rPr>
+        <w:drawing>
+          <wp:inline distT="0" distB="0" distL="114300" distR="114300">
+            <wp:extent cx="4381500" cy="3188970"/>
+            <wp:effectExtent l="0" t="0" r="0" b="11430"/>
+            <wp:docPr id="7" name="Picture 7" descr="Photo5"/>
+            <wp:cNvGraphicFramePr>
+              <a:graphicFrameLocks xmlns:a="http://schemas.openxmlformats.org/drawingml/2006/main" noChangeAspect="1"/>
+            </wp:cNvGraphicFramePr>
+            <a:graphic xmlns:a="http://schemas.openxmlformats.org/drawingml/2006/main">
+              <a:graphicData uri="http://schemas.openxmlformats.org/drawingml/2006/picture">
+                <pic:pic xmlns:pic="http://schemas.openxmlformats.org/drawingml/2006/picture">
+                  <pic:nvPicPr>
+                    <pic:cNvPr id="7" name="Picture 7" descr="Photo5"/>
+                    <pic:cNvPicPr>
+                      <a:picLocks noChangeAspect="1"/>
+                    </pic:cNvPicPr>
+                  </pic:nvPicPr>
+                  <pic:blipFill>
+                    <a:blip r:embed="rId9"/>
+                    <a:stretch>
+                      <a:fillRect/>
+                    </a:stretch>
+                  </pic:blipFill>
+                  <pic:spPr>
+                    <a:xfrm>
+                      <a:off x="0" y="0"/>
+                      <a:ext cx="4381500" cy="3188970"/>
+                    </a:xfrm>
+                    <a:prstGeom prst="rect">
+                      <a:avLst/>
+                    </a:prstGeom>
+                  </pic:spPr>
+                </pic:pic>
+              </a:graphicData>
+            </a:graphic>
+          </wp:inline>
+        </w:drawing>
+      </w:r>
+    </w:p>
+    <w:p>
+      <w:pPr>
+        <w:rPr>
+          <w:rFonts w:hint="default"/>
+          <w:lang w:val="en-US"/>
+        </w:rPr>
+      </w:pPr>
+      <w:r>
+        <w:rPr>
+          <w:rFonts w:hint="default"/>
+          <w:lang w:val="en-US"/>
+        </w:rPr>
+        <w:drawing>
+          <wp:inline distT="0" distB="0" distL="114300" distR="114300">
+            <wp:extent cx="5097780" cy="2601595"/>
+            <wp:effectExtent l="0" t="0" r="7620" b="1905"/>
+            <wp:docPr id="8" name="Picture 8" descr="Photo6"/>
+            <wp:cNvGraphicFramePr>
+              <a:graphicFrameLocks xmlns:a="http://schemas.openxmlformats.org/drawingml/2006/main" noChangeAspect="1"/>
+            </wp:cNvGraphicFramePr>
+            <a:graphic xmlns:a="http://schemas.openxmlformats.org/drawingml/2006/main">
+              <a:graphicData uri="http://schemas.openxmlformats.org/drawingml/2006/picture">
+                <pic:pic xmlns:pic="http://schemas.openxmlformats.org/drawingml/2006/picture">
+                  <pic:nvPicPr>
+                    <pic:cNvPr id="8" name="Picture 8" descr="Photo6"/>
+                    <pic:cNvPicPr>
+                      <a:picLocks noChangeAspect="1"/>
+                    </pic:cNvPicPr>
+                  </pic:nvPicPr>
+                  <pic:blipFill>
+                    <a:blip r:embed="rId10"/>
+                    <a:stretch>
+                      <a:fillRect/>
+                    </a:stretch>
+                  </pic:blipFill>
+                  <pic:spPr>
+                    <a:xfrm>
+                      <a:off x="0" y="0"/>
+                      <a:ext cx="5097780" cy="2601595"/>
+                    </a:xfrm>
+                    <a:prstGeom prst="rect">
+                      <a:avLst/>
+                    </a:prstGeom>
+                  </pic:spPr>
+                </pic:pic>
+              </a:graphicData>
+            </a:graphic>
+          </wp:inline>
+        </w:drawing>
+      </w:r>
+    </w:p>
+    <w:p>
+      <w:pPr>
+        <w:rPr>
+          <w:rFonts w:hint="default"/>
+          <w:lang w:val="en-US"/>
+        </w:rPr>
+      </w:pPr>
+      <w:r>
+        <w:rPr>
+          <w:rFonts w:hint="default"/>
+          <w:lang w:val="en-US"/>
+        </w:rPr>
+        <w:drawing>
+          <wp:inline distT="0" distB="0" distL="114300" distR="114300">
+            <wp:extent cx="4565015" cy="1850390"/>
+            <wp:effectExtent l="0" t="0" r="6985" b="3810"/>
+            <wp:docPr id="9" name="Picture 9" descr="Photo7"/>
+            <wp:cNvGraphicFramePr>
+              <a:graphicFrameLocks xmlns:a="http://schemas.openxmlformats.org/drawingml/2006/main" noChangeAspect="1"/>
+            </wp:cNvGraphicFramePr>
+            <a:graphic xmlns:a="http://schemas.openxmlformats.org/drawingml/2006/main">
+              <a:graphicData uri="http://schemas.openxmlformats.org/drawingml/2006/picture">
+                <pic:pic xmlns:pic="http://schemas.openxmlformats.org/drawingml/2006/picture">
+                  <pic:nvPicPr>
+                    <pic:cNvPr id="9" name="Picture 9" descr="Photo7"/>
+                    <pic:cNvPicPr>
+                      <a:picLocks noChangeAspect="1"/>
+                    </pic:cNvPicPr>
+                  </pic:nvPicPr>
+                  <pic:blipFill>
+                    <a:blip r:embed="rId11"/>
+                    <a:stretch>
+                      <a:fillRect/>
+                    </a:stretch>
+                  </pic:blipFill>
+                  <pic:spPr>
+                    <a:xfrm>
+                      <a:off x="0" y="0"/>
+                      <a:ext cx="4565015" cy="1850390"/>
+                    </a:xfrm>
+                    <a:prstGeom prst="rect">
+                      <a:avLst/>
+                    </a:prstGeom>
+                  </pic:spPr>
+                </pic:pic>
+              </a:graphicData>
+            </a:graphic>
+          </wp:inline>
+        </w:drawing>
+      </w:r>
+    </w:p>
+    <w:p>
+      <w:pPr>
+        <w:rPr>
+          <w:rFonts w:hint="default"/>
+          <w:lang w:val="en-US"/>
+        </w:rPr>
+      </w:pPr>
+      <w:r>
+        <w:rPr>
+          <w:rFonts w:hint="default"/>
+          <w:lang w:val="en-US"/>
+        </w:rPr>
+        <w:drawing>
+          <wp:inline distT="0" distB="0" distL="114300" distR="114300">
+            <wp:extent cx="4780915" cy="2294255"/>
+            <wp:effectExtent l="0" t="0" r="6985" b="4445"/>
+            <wp:docPr id="10" name="Picture 10" descr="Photo8"/>
+            <wp:cNvGraphicFramePr>
+              <a:graphicFrameLocks xmlns:a="http://schemas.openxmlformats.org/drawingml/2006/main" noChangeAspect="1"/>
+            </wp:cNvGraphicFramePr>
+            <a:graphic xmlns:a="http://schemas.openxmlformats.org/drawingml/2006/main">
+              <a:graphicData uri="http://schemas.openxmlformats.org/drawingml/2006/picture">
+                <pic:pic xmlns:pic="http://schemas.openxmlformats.org/drawingml/2006/picture">
+                  <pic:nvPicPr>
+                    <pic:cNvPr id="10" name="Picture 10" descr="Photo8"/>
+                    <pic:cNvPicPr>
+                      <a:picLocks noChangeAspect="1"/>
+                    </pic:cNvPicPr>
+                  </pic:nvPicPr>
+                  <pic:blipFill>
+                    <a:blip r:embed="rId12"/>
+                    <a:stretch>
+                      <a:fillRect/>
+                    </a:stretch>
+                  </pic:blipFill>
+                  <pic:spPr>
+                    <a:xfrm>
+                      <a:off x="0" y="0"/>
+                      <a:ext cx="4780915" cy="2294255"/>
+                    </a:xfrm>
+                    <a:prstGeom prst="rect">
+                      <a:avLst/>
+                    </a:prstGeom>
+                  </pic:spPr>
+                </pic:pic>
+              </a:graphicData>
+            </a:graphic>
+          </wp:inline>
+        </w:drawing>
+      </w:r>
+    </w:p>
+    <w:p>
+      <w:pPr>
+        <w:rPr>
+          <w:rFonts w:hint="default"/>
+          <w:lang w:val="en-US"/>
+        </w:rPr>
+      </w:pPr>
+      <w:r>
+        <w:rPr>
+          <w:rFonts w:hint="default"/>
+          <w:lang w:val="en-US"/>
+        </w:rPr>
+        <w:drawing>
+          <wp:inline distT="0" distB="0" distL="114300" distR="114300">
+            <wp:extent cx="4472305" cy="4849495"/>
+            <wp:effectExtent l="0" t="0" r="10795" b="1905"/>
+            <wp:docPr id="11" name="Picture 11" descr="Photo9"/>
+            <wp:cNvGraphicFramePr>
+              <a:graphicFrameLocks xmlns:a="http://schemas.openxmlformats.org/drawingml/2006/main" noChangeAspect="1"/>
+            </wp:cNvGraphicFramePr>
+            <a:graphic xmlns:a="http://schemas.openxmlformats.org/drawingml/2006/main">
+              <a:graphicData uri="http://schemas.openxmlformats.org/drawingml/2006/picture">
+                <pic:pic xmlns:pic="http://schemas.openxmlformats.org/drawingml/2006/picture">
+                  <pic:nvPicPr>
+                    <pic:cNvPr id="11" name="Picture 11" descr="Photo9"/>
+                    <pic:cNvPicPr>
+                      <a:picLocks noChangeAspect="1"/>
+                    </pic:cNvPicPr>
+                  </pic:nvPicPr>
+                  <pic:blipFill>
+                    <a:blip r:embed="rId13"/>
+                    <a:stretch>
+                      <a:fillRect/>
+                    </a:stretch>
+                  </pic:blipFill>
+                  <pic:spPr>
+                    <a:xfrm>
+                      <a:off x="0" y="0"/>
+                      <a:ext cx="4472305" cy="4849495"/>
+                    </a:xfrm>
+                    <a:prstGeom prst="rect">
+                      <a:avLst/>
+                    </a:prstGeom>
+                  </pic:spPr>
+                </pic:pic>
+              </a:graphicData>
+            </a:graphic>
+          </wp:inline>
+        </w:drawing>
+      </w:r>
+    </w:p>
+    <w:p>
+      <w:pPr>
+        <w:rPr>
+          <w:rFonts w:hint="default"/>
+          <w:lang w:val="en-US"/>
+        </w:rPr>
+      </w:pPr>
+      <w:r>
+        <w:rPr>
+          <w:rFonts w:hint="default"/>
+          <w:lang w:val="en-US"/>
+        </w:rPr>
+        <w:drawing>
+          <wp:inline distT="0" distB="0" distL="114300" distR="114300">
+            <wp:extent cx="4966970" cy="3154045"/>
+            <wp:effectExtent l="0" t="0" r="11430" b="8255"/>
+            <wp:docPr id="12" name="Picture 12" descr="Photo10"/>
+            <wp:cNvGraphicFramePr>
+              <a:graphicFrameLocks xmlns:a="http://schemas.openxmlformats.org/drawingml/2006/main" noChangeAspect="1"/>
+            </wp:cNvGraphicFramePr>
+            <a:graphic xmlns:a="http://schemas.openxmlformats.org/drawingml/2006/main">
+              <a:graphicData uri="http://schemas.openxmlformats.org/drawingml/2006/picture">
+                <pic:pic xmlns:pic="http://schemas.openxmlformats.org/drawingml/2006/picture">
+                  <pic:nvPicPr>
+                    <pic:cNvPr id="12" name="Picture 12" descr="Photo10"/>
+                    <pic:cNvPicPr>
+                      <a:picLocks noChangeAspect="1"/>
+                    </pic:cNvPicPr>
+                  </pic:nvPicPr>
+                  <pic:blipFill>
+                    <a:blip r:embed="rId14"/>
+                    <a:stretch>
+                      <a:fillRect/>
+                    </a:stretch>
+                  </pic:blipFill>
+                  <pic:spPr>
+                    <a:xfrm>
+                      <a:off x="0" y="0"/>
+                      <a:ext cx="4966970" cy="3154045"/>
+                    </a:xfrm>
+                    <a:prstGeom prst="rect">
+                      <a:avLst/>
+                    </a:prstGeom>
+                  </pic:spPr>
+                </pic:pic>
+              </a:graphicData>
+            </a:graphic>
+          </wp:inline>
+        </w:drawing>
+      </w:r>
+    </w:p>
+    <w:p>
+      <w:pPr>
+        <w:rPr>
+          <w:rFonts w:hint="default"/>
+          <w:lang w:val="en-US"/>
+        </w:rPr>
+      </w:pPr>
+      <w:r>
+        <w:rPr>
+          <w:rFonts w:hint="default"/>
+          <w:lang w:val="en-US"/>
+        </w:rPr>
+        <w:drawing>
+          <wp:inline distT="0" distB="0" distL="114300" distR="114300">
+            <wp:extent cx="5437505" cy="2771775"/>
+            <wp:effectExtent l="0" t="0" r="10795" b="9525"/>
+            <wp:docPr id="13" name="Picture 13" descr="Photo11"/>
+            <wp:cNvGraphicFramePr>
+              <a:graphicFrameLocks xmlns:a="http://schemas.openxmlformats.org/drawingml/2006/main" noChangeAspect="1"/>
+            </wp:cNvGraphicFramePr>
+            <a:graphic xmlns:a="http://schemas.openxmlformats.org/drawingml/2006/main">
+              <a:graphicData uri="http://schemas.openxmlformats.org/drawingml/2006/picture">
+                <pic:pic xmlns:pic="http://schemas.openxmlformats.org/drawingml/2006/picture">
+                  <pic:nvPicPr>
+                    <pic:cNvPr id="13" name="Picture 13" descr="Photo11"/>
+                    <pic:cNvPicPr>
+                      <a:picLocks noChangeAspect="1"/>
+                    </pic:cNvPicPr>
+                  </pic:nvPicPr>
+                  <pic:blipFill>
+                    <a:blip r:embed="rId15"/>
+                    <a:stretch>
+                      <a:fillRect/>
+                    </a:stretch>
+                  </pic:blipFill>
+                  <pic:spPr>
+                    <a:xfrm>
+                      <a:off x="0" y="0"/>
+                      <a:ext cx="5437505" cy="2771775"/>
+                    </a:xfrm>
+                    <a:prstGeom prst="rect">
+                      <a:avLst/>
+                    </a:prstGeom>
+                  </pic:spPr>
+                </pic:pic>
+              </a:graphicData>
+            </a:graphic>
+          </wp:inline>
+        </w:drawing>
+      </w:r>
+    </w:p>
+    <w:p>
+      <w:pPr>
+        <w:rPr>
+          <w:rFonts w:hint="default"/>
+          <w:lang w:val="en-US"/>
+        </w:rPr>
+      </w:pPr>
+      <w:r>
+        <w:rPr>
+          <w:rFonts w:hint="default"/>
+          <w:lang w:val="en-US"/>
+        </w:rPr>
+        <w:drawing>
+          <wp:inline distT="0" distB="0" distL="114300" distR="114300">
+            <wp:extent cx="4899660" cy="1684020"/>
+            <wp:effectExtent l="0" t="0" r="2540" b="5080"/>
+            <wp:docPr id="14" name="Picture 14" descr="Photo12"/>
+            <wp:cNvGraphicFramePr>
+              <a:graphicFrameLocks xmlns:a="http://schemas.openxmlformats.org/drawingml/2006/main" noChangeAspect="1"/>
+            </wp:cNvGraphicFramePr>
+            <a:graphic xmlns:a="http://schemas.openxmlformats.org/drawingml/2006/main">
+              <a:graphicData uri="http://schemas.openxmlformats.org/drawingml/2006/picture">
+                <pic:pic xmlns:pic="http://schemas.openxmlformats.org/drawingml/2006/picture">
+                  <pic:nvPicPr>
+                    <pic:cNvPr id="14" name="Picture 14" descr="Photo12"/>
+                    <pic:cNvPicPr>
+                      <a:picLocks noChangeAspect="1"/>
+                    </pic:cNvPicPr>
+                  </pic:nvPicPr>
+                  <pic:blipFill>
+                    <a:blip r:embed="rId16"/>
+                    <a:stretch>
+                      <a:fillRect/>
+                    </a:stretch>
+                  </pic:blipFill>
+                  <pic:spPr>
+                    <a:xfrm>
+                      <a:off x="0" y="0"/>
+                      <a:ext cx="4899660" cy="1684020"/>
+                    </a:xfrm>
+                    <a:prstGeom prst="rect">
+                      <a:avLst/>
+                    </a:prstGeom>
+                  </pic:spPr>
+                </pic:pic>
+              </a:graphicData>
+            </a:graphic>
+          </wp:inline>
+        </w:drawing>
+      </w:r>
+    </w:p>
+    <w:p>
+      <w:pPr>
+        <w:rPr>
+          <w:rFonts w:hint="default"/>
+          <w:lang w:val="en-US"/>
+        </w:rPr>
+      </w:pPr>
+    </w:p>
+    <w:p>
+      <w:pPr>
+        <w:rPr>
+          <w:rFonts w:hint="default"/>
+          <w:lang w:val="en-US"/>
+        </w:rPr>
+      </w:pPr>
+    </w:p>
+    <w:p>
+      <w:pPr>
+        <w:rPr>
+          <w:rFonts w:hint="default"/>
+          <w:lang w:val="en-US"/>
+        </w:rPr>
+      </w:pPr>
+    </w:p>
+    <w:p>
+      <w:pPr>
+        <w:rPr>
+          <w:rFonts w:hint="default"/>
+          <w:lang w:val="en-US"/>
+        </w:rPr>
+      </w:pPr>
+    </w:p>
+    <w:p>
+      <w:pPr>
+        <w:rPr>
+          <w:rFonts w:hint="default"/>
+          <w:lang w:val="en-US"/>
+        </w:rPr>
+      </w:pPr>
+    </w:p>
+    <w:p>
+      <w:pPr>
+        <w:rPr>
+          <w:rFonts w:hint="default"/>
+          <w:lang w:val="en-US"/>
+        </w:rPr>
+      </w:pPr>
+    </w:p>
+    <w:p>
+      <w:pPr>
+        <w:rPr>
+          <w:rFonts w:hint="default"/>
+          <w:lang w:val="en-US"/>
+        </w:rPr>
+      </w:pPr>
+    </w:p>
+    <w:p>
+      <w:pPr>
+        <w:rPr>
+          <w:rFonts w:hint="default" w:ascii="Cambria" w:hAnsi="Cambria" w:cs="Cambria"/>
+          <w:sz w:val="24"/>
+          <w:szCs w:val="24"/>
+          <w:u w:val="single"/>
+          <w:lang w:val="en-US"/>
+        </w:rPr>
+      </w:pPr>
+      <w:r>
+        <w:rPr>
+          <w:rFonts w:hint="default" w:ascii="Cambria" w:hAnsi="Cambria" w:cs="Cambria"/>
+          <w:sz w:val="24"/>
+          <w:szCs w:val="24"/>
+          <w:u w:val="single"/>
+          <w:lang w:val="en-US"/>
+        </w:rPr>
+        <w:t>Exercise 02:</w:t>
+      </w:r>
+    </w:p>
+    <w:p>
+      <w:pPr>
+        <w:rPr>
+          <w:rFonts w:hint="default"/>
+          <w:lang w:val="en-US"/>
+        </w:rPr>
+      </w:pPr>
+      <w:r>
+        <w:rPr>
+          <w:rFonts w:hint="default"/>
+          <w:lang w:val="en-US"/>
+        </w:rPr>
+        <w:drawing>
+          <wp:inline distT="0" distB="0" distL="114300" distR="114300">
+            <wp:extent cx="4123055" cy="5353685"/>
+            <wp:effectExtent l="0" t="0" r="4445" b="5715"/>
+            <wp:docPr id="16" name="Picture 16" descr="Photo1"/>
+            <wp:cNvGraphicFramePr>
+              <a:graphicFrameLocks xmlns:a="http://schemas.openxmlformats.org/drawingml/2006/main" noChangeAspect="1"/>
+            </wp:cNvGraphicFramePr>
+            <a:graphic xmlns:a="http://schemas.openxmlformats.org/drawingml/2006/main">
+              <a:graphicData uri="http://schemas.openxmlformats.org/drawingml/2006/picture">
+                <pic:pic xmlns:pic="http://schemas.openxmlformats.org/drawingml/2006/picture">
+                  <pic:nvPicPr>
+                    <pic:cNvPr id="16" name="Picture 16" descr="Photo1"/>
+                    <pic:cNvPicPr>
+                      <a:picLocks noChangeAspect="1"/>
+                    </pic:cNvPicPr>
+                  </pic:nvPicPr>
+                  <pic:blipFill>
+                    <a:blip r:embed="rId17"/>
+                    <a:stretch>
+                      <a:fillRect/>
+                    </a:stretch>
+                  </pic:blipFill>
+                  <pic:spPr>
+                    <a:xfrm>
+                      <a:off x="0" y="0"/>
+                      <a:ext cx="4123055" cy="5353685"/>
+                    </a:xfrm>
+                    <a:prstGeom prst="rect">
+                      <a:avLst/>
+                    </a:prstGeom>
+                  </pic:spPr>
+                </pic:pic>
+              </a:graphicData>
+            </a:graphic>
+          </wp:inline>
+        </w:drawing>
+      </w:r>
+    </w:p>
+    <w:p>
+      <w:pPr>
+        <w:rPr>
+          <w:rFonts w:hint="default"/>
+          <w:lang w:val="en-US"/>
+        </w:rPr>
+      </w:pPr>
+      <w:r>
+        <w:rPr>
+          <w:rFonts w:hint="default"/>
+          <w:lang w:val="en-US"/>
+        </w:rPr>
+        <w:drawing>
+          <wp:inline distT="0" distB="0" distL="114300" distR="114300">
+            <wp:extent cx="3966845" cy="3255010"/>
+            <wp:effectExtent l="0" t="0" r="8255" b="8890"/>
+            <wp:docPr id="17" name="Picture 17" descr="Photo2"/>
+            <wp:cNvGraphicFramePr>
+              <a:graphicFrameLocks xmlns:a="http://schemas.openxmlformats.org/drawingml/2006/main" noChangeAspect="1"/>
+            </wp:cNvGraphicFramePr>
+            <a:graphic xmlns:a="http://schemas.openxmlformats.org/drawingml/2006/main">
+              <a:graphicData uri="http://schemas.openxmlformats.org/drawingml/2006/picture">
+                <pic:pic xmlns:pic="http://schemas.openxmlformats.org/drawingml/2006/picture">
+                  <pic:nvPicPr>
+                    <pic:cNvPr id="17" name="Picture 17" descr="Photo2"/>
+                    <pic:cNvPicPr>
+                      <a:picLocks noChangeAspect="1"/>
+                    </pic:cNvPicPr>
+                  </pic:nvPicPr>
+                  <pic:blipFill>
+                    <a:blip r:embed="rId18"/>
+                    <a:stretch>
+                      <a:fillRect/>
+                    </a:stretch>
+                  </pic:blipFill>
+                  <pic:spPr>
+                    <a:xfrm>
+                      <a:off x="0" y="0"/>
+                      <a:ext cx="3966845" cy="3255010"/>
+                    </a:xfrm>
+                    <a:prstGeom prst="rect">
+                      <a:avLst/>
+                    </a:prstGeom>
+                  </pic:spPr>
+                </pic:pic>
+              </a:graphicData>
+            </a:graphic>
+          </wp:inline>
+        </w:drawing>
+      </w:r>
+    </w:p>
+    <w:p>
+      <w:pPr>
+        <w:rPr>
+          <w:rFonts w:hint="default" w:ascii="Cambria" w:hAnsi="Cambria" w:cs="Cambria"/>
+          <w:sz w:val="24"/>
+          <w:szCs w:val="24"/>
+          <w:u w:val="single"/>
+          <w:lang w:val="en-US"/>
+        </w:rPr>
+      </w:pPr>
+      <w:r>
+        <w:rPr>
+          <w:rFonts w:hint="default" w:ascii="Cambria" w:hAnsi="Cambria" w:cs="Cambria"/>
+          <w:sz w:val="24"/>
+          <w:szCs w:val="24"/>
+          <w:u w:val="single"/>
+          <w:lang w:val="en-US"/>
+        </w:rPr>
+        <w:t>Exercise 03:</w:t>
+      </w:r>
+    </w:p>
+    <w:p>
+      <w:pPr>
+        <w:rPr>
+          <w:rFonts w:hint="default"/>
+          <w:lang w:val="en-US"/>
+        </w:rPr>
+      </w:pPr>
+    </w:p>
+    <w:p>
+      <w:pPr>
+        <w:rPr>
+          <w:rFonts w:hint="default"/>
+          <w:lang w:val="en-US"/>
+        </w:rPr>
+      </w:pPr>
+      <w:r>
+        <w:rPr>
+          <w:rFonts w:hint="default"/>
+          <w:lang w:val="en-US"/>
+        </w:rPr>
+        <w:drawing>
+          <wp:inline distT="0" distB="0" distL="114300" distR="114300">
+            <wp:extent cx="2695575" cy="1917700"/>
+            <wp:effectExtent l="0" t="0" r="9525" b="0"/>
+            <wp:docPr id="18" name="Picture 18" descr="Photo1"/>
+            <wp:cNvGraphicFramePr>
+              <a:graphicFrameLocks xmlns:a="http://schemas.openxmlformats.org/drawingml/2006/main" noChangeAspect="1"/>
+            </wp:cNvGraphicFramePr>
+            <a:graphic xmlns:a="http://schemas.openxmlformats.org/drawingml/2006/main">
+              <a:graphicData uri="http://schemas.openxmlformats.org/drawingml/2006/picture">
+                <pic:pic xmlns:pic="http://schemas.openxmlformats.org/drawingml/2006/picture">
+                  <pic:nvPicPr>
+                    <pic:cNvPr id="18" name="Picture 18" descr="Photo1"/>
+                    <pic:cNvPicPr>
+                      <a:picLocks noChangeAspect="1"/>
+                    </pic:cNvPicPr>
+                  </pic:nvPicPr>
+                  <pic:blipFill>
+                    <a:blip r:embed="rId19"/>
+                    <a:stretch>
+                      <a:fillRect/>
+                    </a:stretch>
+                  </pic:blipFill>
+                  <pic:spPr>
+                    <a:xfrm>
+                      <a:off x="0" y="0"/>
+                      <a:ext cx="2695575" cy="1917700"/>
+                    </a:xfrm>
+                    <a:prstGeom prst="rect">
+                      <a:avLst/>
+                    </a:prstGeom>
+                  </pic:spPr>
+                </pic:pic>
+              </a:graphicData>
+            </a:graphic>
+          </wp:inline>
+        </w:drawing>
+      </w:r>
+    </w:p>
+    <w:p>
+      <w:pPr>
+        <w:rPr>
+          <w:rFonts w:hint="default"/>
+          <w:lang w:val="en-US"/>
+        </w:rPr>
+      </w:pPr>
+      <w:r>
+        <w:rPr>
+          <w:rFonts w:hint="default"/>
+          <w:lang w:val="en-US"/>
+        </w:rPr>
+        <w:drawing>
+          <wp:inline distT="0" distB="0" distL="114300" distR="114300">
+            <wp:extent cx="3344545" cy="1922145"/>
+            <wp:effectExtent l="0" t="0" r="8255" b="8255"/>
+            <wp:docPr id="19" name="Picture 19" descr="Photo2"/>
+            <wp:cNvGraphicFramePr>
+              <a:graphicFrameLocks xmlns:a="http://schemas.openxmlformats.org/drawingml/2006/main" noChangeAspect="1"/>
+            </wp:cNvGraphicFramePr>
+            <a:graphic xmlns:a="http://schemas.openxmlformats.org/drawingml/2006/main">
+              <a:graphicData uri="http://schemas.openxmlformats.org/drawingml/2006/picture">
+                <pic:pic xmlns:pic="http://schemas.openxmlformats.org/drawingml/2006/picture">
+                  <pic:nvPicPr>
+                    <pic:cNvPr id="19" name="Picture 19" descr="Photo2"/>
+                    <pic:cNvPicPr>
+                      <a:picLocks noChangeAspect="1"/>
+                    </pic:cNvPicPr>
+                  </pic:nvPicPr>
+                  <pic:blipFill>
+                    <a:blip r:embed="rId20"/>
+                    <a:stretch>
+                      <a:fillRect/>
+                    </a:stretch>
+                  </pic:blipFill>
+                  <pic:spPr>
+                    <a:xfrm>
+                      <a:off x="0" y="0"/>
+                      <a:ext cx="3344545" cy="1922145"/>
+                    </a:xfrm>
+                    <a:prstGeom prst="rect">
+                      <a:avLst/>
+                    </a:prstGeom>
+                  </pic:spPr>
+                </pic:pic>
+              </a:graphicData>
+            </a:graphic>
+          </wp:inline>
+        </w:drawing>
+      </w:r>
+    </w:p>
+    <w:p>
+      <w:pPr>
+        <w:rPr>
+          <w:rFonts w:hint="default"/>
+          <w:lang w:val="en-US"/>
+        </w:rPr>
+      </w:pPr>
+      <w:r>
+        <w:rPr>
+          <w:rFonts w:hint="default"/>
+          <w:lang w:val="en-US"/>
+        </w:rPr>
+        <w:drawing>
+          <wp:inline distT="0" distB="0" distL="114300" distR="114300">
+            <wp:extent cx="3395345" cy="2018030"/>
+            <wp:effectExtent l="0" t="0" r="8255" b="1270"/>
+            <wp:docPr id="20" name="Picture 20" descr="Photo3"/>
+            <wp:cNvGraphicFramePr>
+              <a:graphicFrameLocks xmlns:a="http://schemas.openxmlformats.org/drawingml/2006/main" noChangeAspect="1"/>
+            </wp:cNvGraphicFramePr>
+            <a:graphic xmlns:a="http://schemas.openxmlformats.org/drawingml/2006/main">
+              <a:graphicData uri="http://schemas.openxmlformats.org/drawingml/2006/picture">
+                <pic:pic xmlns:pic="http://schemas.openxmlformats.org/drawingml/2006/picture">
+                  <pic:nvPicPr>
+                    <pic:cNvPr id="20" name="Picture 20" descr="Photo3"/>
+                    <pic:cNvPicPr>
+                      <a:picLocks noChangeAspect="1"/>
+                    </pic:cNvPicPr>
+                  </pic:nvPicPr>
+                  <pic:blipFill>
+                    <a:blip r:embed="rId21"/>
+                    <a:stretch>
+                      <a:fillRect/>
+                    </a:stretch>
+                  </pic:blipFill>
+                  <pic:spPr>
+                    <a:xfrm>
+                      <a:off x="0" y="0"/>
+                      <a:ext cx="3395345" cy="2018030"/>
+                    </a:xfrm>
+                    <a:prstGeom prst="rect">
+                      <a:avLst/>
+                    </a:prstGeom>
+                  </pic:spPr>
+                </pic:pic>
+              </a:graphicData>
+            </a:graphic>
+          </wp:inline>
+        </w:drawing>
+      </w:r>
+    </w:p>
+    <w:p>
+      <w:pPr>
+        <w:rPr>
+          <w:rFonts w:hint="default"/>
+          <w:lang w:val="en-US"/>
+        </w:rPr>
+      </w:pPr>
+    </w:p>
+    <w:p>
+      <w:pPr>
+        <w:rPr>
+          <w:rFonts w:hint="default"/>
+          <w:lang w:val="en-US"/>
+        </w:rPr>
+      </w:pPr>
+      <w:r>
+        <w:rPr>
+          <w:rFonts w:hint="default"/>
+          <w:lang w:val="en-US"/>
+        </w:rPr>
+        <w:drawing>
+          <wp:inline distT="0" distB="0" distL="114300" distR="114300">
+            <wp:extent cx="3315970" cy="2035810"/>
+            <wp:effectExtent l="0" t="0" r="11430" b="8890"/>
+            <wp:docPr id="21" name="Picture 21" descr="Photo4"/>
+            <wp:cNvGraphicFramePr>
+              <a:graphicFrameLocks xmlns:a="http://schemas.openxmlformats.org/drawingml/2006/main" noChangeAspect="1"/>
+            </wp:cNvGraphicFramePr>
+            <a:graphic xmlns:a="http://schemas.openxmlformats.org/drawingml/2006/main">
+              <a:graphicData uri="http://schemas.openxmlformats.org/drawingml/2006/picture">
+                <pic:pic xmlns:pic="http://schemas.openxmlformats.org/drawingml/2006/picture">
+                  <pic:nvPicPr>
+                    <pic:cNvPr id="21" name="Picture 21" descr="Photo4"/>
+                    <pic:cNvPicPr>
+                      <a:picLocks noChangeAspect="1"/>
+                    </pic:cNvPicPr>
+                  </pic:nvPicPr>
+                  <pic:blipFill>
+                    <a:blip r:embed="rId22"/>
+                    <a:stretch>
+                      <a:fillRect/>
+                    </a:stretch>
+                  </pic:blipFill>
+                  <pic:spPr>
+                    <a:xfrm>
+                      <a:off x="0" y="0"/>
+                      <a:ext cx="3315970" cy="2035810"/>
+                    </a:xfrm>
+                    <a:prstGeom prst="rect">
+                      <a:avLst/>
+                    </a:prstGeom>
+                  </pic:spPr>
+                </pic:pic>
+              </a:graphicData>
+            </a:graphic>
+          </wp:inline>
+        </w:drawing>
+      </w:r>
+    </w:p>
+    <w:p>
+      <w:pPr>
+        <w:rPr>
+          <w:rFonts w:hint="default"/>
+          <w:lang w:val="en-US"/>
+        </w:rPr>
+      </w:pPr>
+      <w:r>
+        <w:rPr>
+          <w:rFonts w:hint="default"/>
+          <w:lang w:val="en-US"/>
+        </w:rPr>
+        <w:drawing>
+          <wp:inline distT="0" distB="0" distL="114300" distR="114300">
+            <wp:extent cx="3273425" cy="1639570"/>
+            <wp:effectExtent l="0" t="0" r="3175" b="11430"/>
+            <wp:docPr id="22" name="Picture 22" descr="Photo5"/>
+            <wp:cNvGraphicFramePr>
+              <a:graphicFrameLocks xmlns:a="http://schemas.openxmlformats.org/drawingml/2006/main" noChangeAspect="1"/>
+            </wp:cNvGraphicFramePr>
+            <a:graphic xmlns:a="http://schemas.openxmlformats.org/drawingml/2006/main">
+              <a:graphicData uri="http://schemas.openxmlformats.org/drawingml/2006/picture">
+                <pic:pic xmlns:pic="http://schemas.openxmlformats.org/drawingml/2006/picture">
+                  <pic:nvPicPr>
+                    <pic:cNvPr id="22" name="Picture 22" descr="Photo5"/>
+                    <pic:cNvPicPr>
+                      <a:picLocks noChangeAspect="1"/>
+                    </pic:cNvPicPr>
+                  </pic:nvPicPr>
+                  <pic:blipFill>
+                    <a:blip r:embed="rId23"/>
+                    <a:stretch>
+                      <a:fillRect/>
+                    </a:stretch>
+                  </pic:blipFill>
+                  <pic:spPr>
+                    <a:xfrm>
+                      <a:off x="0" y="0"/>
+                      <a:ext cx="3273425" cy="1639570"/>
+                    </a:xfrm>
+                    <a:prstGeom prst="rect">
+                      <a:avLst/>
+                    </a:prstGeom>
+                  </pic:spPr>
+                </pic:pic>
+              </a:graphicData>
+            </a:graphic>
+          </wp:inline>
+        </w:drawing>
+      </w:r>
+    </w:p>
+    <w:p>
+      <w:pPr>
+        <w:rPr>
+          <w:rFonts w:hint="default"/>
+          <w:lang w:val="en-US"/>
+        </w:rPr>
+      </w:pPr>
+      <w:r>
+        <w:rPr>
+          <w:rFonts w:hint="default"/>
+          <w:lang w:val="en-US"/>
+        </w:rPr>
+        <w:drawing>
+          <wp:inline distT="0" distB="0" distL="114300" distR="114300">
+            <wp:extent cx="3364865" cy="1694815"/>
+            <wp:effectExtent l="0" t="0" r="635" b="6985"/>
+            <wp:docPr id="23" name="Picture 23" descr="Photo6"/>
+            <wp:cNvGraphicFramePr>
+              <a:graphicFrameLocks xmlns:a="http://schemas.openxmlformats.org/drawingml/2006/main" noChangeAspect="1"/>
+            </wp:cNvGraphicFramePr>
+            <a:graphic xmlns:a="http://schemas.openxmlformats.org/drawingml/2006/main">
+              <a:graphicData uri="http://schemas.openxmlformats.org/drawingml/2006/picture">
+                <pic:pic xmlns:pic="http://schemas.openxmlformats.org/drawingml/2006/picture">
+                  <pic:nvPicPr>
+                    <pic:cNvPr id="23" name="Picture 23" descr="Photo6"/>
+                    <pic:cNvPicPr>
+                      <a:picLocks noChangeAspect="1"/>
+                    </pic:cNvPicPr>
+                  </pic:nvPicPr>
+                  <pic:blipFill>
+                    <a:blip r:embed="rId24"/>
+                    <a:stretch>
+                      <a:fillRect/>
+                    </a:stretch>
+                  </pic:blipFill>
+                  <pic:spPr>
+                    <a:xfrm>
+                      <a:off x="0" y="0"/>
+                      <a:ext cx="3364865" cy="1694815"/>
+                    </a:xfrm>
+                    <a:prstGeom prst="rect">
+                      <a:avLst/>
+                    </a:prstGeom>
+                  </pic:spPr>
+                </pic:pic>
+              </a:graphicData>
+            </a:graphic>
+          </wp:inline>
+        </w:drawing>
+      </w:r>
+    </w:p>
+    <w:p>
+      <w:pPr>
+        <w:rPr>
+          <w:rFonts w:hint="default"/>
+          <w:lang w:val="en-US"/>
+        </w:rPr>
+      </w:pPr>
+    </w:p>
+    <w:p>
+      <w:pPr>
+        <w:rPr>
+          <w:rFonts w:hint="default" w:ascii="Cambria" w:hAnsi="Cambria" w:cs="Cambria"/>
+          <w:sz w:val="24"/>
+          <w:szCs w:val="24"/>
+          <w:u w:val="single"/>
+          <w:lang w:val="en-US"/>
+        </w:rPr>
+      </w:pPr>
+      <w:r>
+        <w:rPr>
+          <w:rFonts w:hint="default" w:ascii="Cambria" w:hAnsi="Cambria" w:cs="Cambria"/>
+          <w:sz w:val="24"/>
+          <w:szCs w:val="24"/>
+          <w:u w:val="single"/>
+          <w:lang w:val="en-US"/>
+        </w:rPr>
+        <w:t>Exercise 04:</w:t>
+      </w:r>
+    </w:p>
+    <w:p>
+      <w:pPr>
+        <w:rPr>
+          <w:rFonts w:hint="default"/>
+          <w:lang w:val="en-US"/>
+        </w:rPr>
+      </w:pPr>
+      <w:r>
+        <w:rPr>
+          <w:rFonts w:hint="default"/>
+          <w:lang w:val="en-US"/>
+        </w:rPr>
+        <w:drawing>
+          <wp:inline distT="0" distB="0" distL="114300" distR="114300">
+            <wp:extent cx="3258820" cy="4507230"/>
+            <wp:effectExtent l="0" t="0" r="5080" b="1270"/>
+            <wp:docPr id="24" name="Picture 24" descr="Photo1"/>
+            <wp:cNvGraphicFramePr>
+              <a:graphicFrameLocks xmlns:a="http://schemas.openxmlformats.org/drawingml/2006/main" noChangeAspect="1"/>
+            </wp:cNvGraphicFramePr>
+            <a:graphic xmlns:a="http://schemas.openxmlformats.org/drawingml/2006/main">
+              <a:graphicData uri="http://schemas.openxmlformats.org/drawingml/2006/picture">
+                <pic:pic xmlns:pic="http://schemas.openxmlformats.org/drawingml/2006/picture">
+                  <pic:nvPicPr>
+                    <pic:cNvPr id="24" name="Picture 24" descr="Photo1"/>
+                    <pic:cNvPicPr>
+                      <a:picLocks noChangeAspect="1"/>
+                    </pic:cNvPicPr>
+                  </pic:nvPicPr>
+                  <pic:blipFill>
+                    <a:blip r:embed="rId25"/>
+                    <a:stretch>
+                      <a:fillRect/>
+                    </a:stretch>
+                  </pic:blipFill>
+                  <pic:spPr>
+                    <a:xfrm>
+                      <a:off x="0" y="0"/>
+                      <a:ext cx="3258820" cy="4507230"/>
+                    </a:xfrm>
+                    <a:prstGeom prst="rect">
+                      <a:avLst/>
+                    </a:prstGeom>
+                  </pic:spPr>
+                </pic:pic>
+              </a:graphicData>
+            </a:graphic>
+          </wp:inline>
+        </w:drawing>
+      </w:r>
+    </w:p>
+    <w:p>
+      <w:pPr>
+        <w:rPr>
+          <w:rFonts w:hint="default"/>
+          <w:lang w:val="en-US"/>
+        </w:rPr>
+      </w:pPr>
+      <w:r>
+        <w:rPr>
+          <w:rFonts w:hint="default"/>
+          <w:lang w:val="en-US"/>
+        </w:rPr>
+        <w:drawing>
+          <wp:inline distT="0" distB="0" distL="114300" distR="114300">
+            <wp:extent cx="3705860" cy="5437505"/>
+            <wp:effectExtent l="0" t="0" r="2540" b="10795"/>
+            <wp:docPr id="25" name="Picture 25" descr="Photo2 "/>
+            <wp:cNvGraphicFramePr>
+              <a:graphicFrameLocks xmlns:a="http://schemas.openxmlformats.org/drawingml/2006/main" noChangeAspect="1"/>
+            </wp:cNvGraphicFramePr>
+            <a:graphic xmlns:a="http://schemas.openxmlformats.org/drawingml/2006/main">
+              <a:graphicData uri="http://schemas.openxmlformats.org/drawingml/2006/picture">
+                <pic:pic xmlns:pic="http://schemas.openxmlformats.org/drawingml/2006/picture">
+                  <pic:nvPicPr>
+                    <pic:cNvPr id="25" name="Picture 25" descr="Photo2 "/>
+                    <pic:cNvPicPr>
+                      <a:picLocks noChangeAspect="1"/>
+                    </pic:cNvPicPr>
+                  </pic:nvPicPr>
+                  <pic:blipFill>
+                    <a:blip r:embed="rId26"/>
+                    <a:stretch>
+                      <a:fillRect/>
+                    </a:stretch>
+                  </pic:blipFill>
+                  <pic:spPr>
+                    <a:xfrm>
+                      <a:off x="0" y="0"/>
+                      <a:ext cx="3705860" cy="5437505"/>
+                    </a:xfrm>
+                    <a:prstGeom prst="rect">
+                      <a:avLst/>
+                    </a:prstGeom>
+                  </pic:spPr>
+                </pic:pic>
+              </a:graphicData>
+            </a:graphic>
+          </wp:inline>
+        </w:drawing>
+      </w:r>
+    </w:p>
+    <w:p>
+      <w:pPr>
+        <w:rPr>
+          <w:rFonts w:hint="default"/>
+          <w:lang w:val="en-US"/>
+        </w:rPr>
+      </w:pPr>
+      <w:r>
+        <w:rPr>
+          <w:rFonts w:hint="default"/>
+          <w:lang w:val="en-US"/>
+        </w:rPr>
+        <w:drawing>
+          <wp:inline distT="0" distB="0" distL="114300" distR="114300">
+            <wp:extent cx="4372610" cy="5105400"/>
+            <wp:effectExtent l="0" t="0" r="8890" b="0"/>
+            <wp:docPr id="26" name="Picture 26" descr="Photo3"/>
+            <wp:cNvGraphicFramePr>
+              <a:graphicFrameLocks xmlns:a="http://schemas.openxmlformats.org/drawingml/2006/main" noChangeAspect="1"/>
+            </wp:cNvGraphicFramePr>
+            <a:graphic xmlns:a="http://schemas.openxmlformats.org/drawingml/2006/main">
+              <a:graphicData uri="http://schemas.openxmlformats.org/drawingml/2006/picture">
+                <pic:pic xmlns:pic="http://schemas.openxmlformats.org/drawingml/2006/picture">
+                  <pic:nvPicPr>
+                    <pic:cNvPr id="26" name="Picture 26" descr="Photo3"/>
+                    <pic:cNvPicPr>
+                      <a:picLocks noChangeAspect="1"/>
+                    </pic:cNvPicPr>
+                  </pic:nvPicPr>
+                  <pic:blipFill>
+                    <a:blip r:embed="rId27"/>
+                    <a:stretch>
+                      <a:fillRect/>
+                    </a:stretch>
+                  </pic:blipFill>
+                  <pic:spPr>
+                    <a:xfrm>
+                      <a:off x="0" y="0"/>
+                      <a:ext cx="4372610" cy="5105400"/>
+                    </a:xfrm>
+                    <a:prstGeom prst="rect">
+                      <a:avLst/>
+                    </a:prstGeom>
+                  </pic:spPr>
+                </pic:pic>
+              </a:graphicData>
+            </a:graphic>
+          </wp:inline>
+        </w:drawing>
+      </w:r>
+    </w:p>
+    <w:p>
+      <w:pPr>
+        <w:rPr>
+          <w:rFonts w:hint="default"/>
+          <w:lang w:val="en-US"/>
+        </w:rPr>
+      </w:pPr>
+      <w:r>
+        <w:rPr>
+          <w:rFonts w:hint="default"/>
+          <w:lang w:val="en-US"/>
+        </w:rPr>
+        <w:drawing>
+          <wp:inline distT="0" distB="0" distL="114300" distR="114300">
+            <wp:extent cx="4391660" cy="5913120"/>
+            <wp:effectExtent l="0" t="0" r="2540" b="5080"/>
+            <wp:docPr id="27" name="Picture 27" descr="Photo4"/>
+            <wp:cNvGraphicFramePr>
+              <a:graphicFrameLocks xmlns:a="http://schemas.openxmlformats.org/drawingml/2006/main" noChangeAspect="1"/>
+            </wp:cNvGraphicFramePr>
+            <a:graphic xmlns:a="http://schemas.openxmlformats.org/drawingml/2006/main">
+              <a:graphicData uri="http://schemas.openxmlformats.org/drawingml/2006/picture">
+                <pic:pic xmlns:pic="http://schemas.openxmlformats.org/drawingml/2006/picture">
+                  <pic:nvPicPr>
+                    <pic:cNvPr id="27" name="Picture 27" descr="Photo4"/>
+                    <pic:cNvPicPr>
+                      <a:picLocks noChangeAspect="1"/>
+                    </pic:cNvPicPr>
+                  </pic:nvPicPr>
+                  <pic:blipFill>
+                    <a:blip r:embed="rId28"/>
+                    <a:stretch>
+                      <a:fillRect/>
+                    </a:stretch>
+                  </pic:blipFill>
+                  <pic:spPr>
+                    <a:xfrm>
+                      <a:off x="0" y="0"/>
+                      <a:ext cx="4391660" cy="5913120"/>
+                    </a:xfrm>
+                    <a:prstGeom prst="rect">
+                      <a:avLst/>
+                    </a:prstGeom>
+                  </pic:spPr>
+                </pic:pic>
+              </a:graphicData>
+            </a:graphic>
+          </wp:inline>
+        </w:drawing>
+      </w:r>
+    </w:p>
+    <w:p>
+      <w:pPr>
+        <w:rPr>
+          <w:rFonts w:hint="default"/>
+          <w:lang w:val="en-US"/>
+        </w:rPr>
+      </w:pPr>
+      <w:r>
+        <w:rPr>
+          <w:rFonts w:hint="default"/>
+          <w:lang w:val="en-US"/>
+        </w:rPr>
+        <w:drawing>
+          <wp:inline distT="0" distB="0" distL="114300" distR="114300">
+            <wp:extent cx="3416935" cy="1981835"/>
+            <wp:effectExtent l="0" t="0" r="12065" b="12065"/>
+            <wp:docPr id="28" name="Picture 28" descr="Photo5"/>
+            <wp:cNvGraphicFramePr>
+              <a:graphicFrameLocks xmlns:a="http://schemas.openxmlformats.org/drawingml/2006/main" noChangeAspect="1"/>
+            </wp:cNvGraphicFramePr>
+            <a:graphic xmlns:a="http://schemas.openxmlformats.org/drawingml/2006/main">
+              <a:graphicData uri="http://schemas.openxmlformats.org/drawingml/2006/picture">
+                <pic:pic xmlns:pic="http://schemas.openxmlformats.org/drawingml/2006/picture">
+                  <pic:nvPicPr>
+                    <pic:cNvPr id="28" name="Picture 28" descr="Photo5"/>
+                    <pic:cNvPicPr>
+                      <a:picLocks noChangeAspect="1"/>
+                    </pic:cNvPicPr>
+                  </pic:nvPicPr>
+                  <pic:blipFill>
+                    <a:blip r:embed="rId29"/>
+                    <a:stretch>
+                      <a:fillRect/>
+                    </a:stretch>
+                  </pic:blipFill>
+                  <pic:spPr>
+                    <a:xfrm>
+                      <a:off x="0" y="0"/>
+                      <a:ext cx="3416935" cy="1981835"/>
+                    </a:xfrm>
+                    <a:prstGeom prst="rect">
+                      <a:avLst/>
+                    </a:prstGeom>
+                  </pic:spPr>
+                </pic:pic>
+              </a:graphicData>
+            </a:graphic>
+          </wp:inline>
+        </w:drawing>
+      </w:r>
+    </w:p>
+    <w:p>
+      <w:pPr>
+        <w:rPr>
+          <w:rFonts w:hint="default"/>
+          <w:lang w:val="en-US"/>
+        </w:rPr>
+      </w:pPr>
+    </w:p>
+    <w:p>
+      <w:pPr>
+        <w:rPr>
+          <w:rFonts w:hint="default"/>
+          <w:lang w:val="en-US"/>
+        </w:rPr>
+      </w:pPr>
+    </w:p>
+    <w:p>
+      <w:pPr>
+        <w:rPr>
+          <w:rFonts w:hint="default"/>
+          <w:lang w:val="en-US"/>
+        </w:rPr>
+      </w:pPr>
+    </w:p>
+    <w:p>
+      <w:pPr>
+        <w:rPr>
+          <w:rFonts w:hint="default"/>
+          <w:lang w:val="en-US"/>
+        </w:rPr>
+      </w:pPr>
+    </w:p>
+    <w:p>
+      <w:pPr>
+        <w:rPr>
+          <w:rFonts w:hint="default"/>
+          <w:lang w:val="en-US"/>
+        </w:rPr>
+      </w:pPr>
+    </w:p>
+    <w:p>
+      <w:pPr>
+        <w:rPr>
+          <w:rFonts w:hint="default"/>
+          <w:lang w:val="en-US"/>
+        </w:rPr>
+      </w:pPr>
+    </w:p>
+    <w:p>
+      <w:pPr>
+        <w:rPr>
+          <w:rFonts w:hint="default" w:ascii="Cambria" w:hAnsi="Cambria" w:cs="Cambria"/>
+          <w:sz w:val="24"/>
+          <w:szCs w:val="24"/>
+          <w:u w:val="single"/>
+          <w:lang w:val="en-US"/>
+        </w:rPr>
+      </w:pPr>
+      <w:r>
+        <w:rPr>
+          <w:rFonts w:hint="default" w:ascii="Cambria" w:hAnsi="Cambria" w:cs="Cambria"/>
+          <w:sz w:val="24"/>
+          <w:szCs w:val="24"/>
+          <w:u w:val="single"/>
+          <w:lang w:val="en-US"/>
+        </w:rPr>
+        <w:t>Exercise 05:</w:t>
+      </w:r>
+    </w:p>
+    <w:p>
+      <w:pPr>
+        <w:rPr>
+          <w:rFonts w:hint="default"/>
+          <w:lang w:val="en-US"/>
+        </w:rPr>
+      </w:pPr>
+      <w:r>
+        <w:rPr>
+          <w:rFonts w:hint="default"/>
+          <w:lang w:val="en-US"/>
+        </w:rPr>
+        <w:drawing>
+          <wp:inline distT="0" distB="0" distL="114300" distR="114300">
+            <wp:extent cx="3376295" cy="2552700"/>
+            <wp:effectExtent l="0" t="0" r="1905" b="0"/>
+            <wp:docPr id="30" name="Picture 30" descr="Photo1"/>
+            <wp:cNvGraphicFramePr>
+              <a:graphicFrameLocks xmlns:a="http://schemas.openxmlformats.org/drawingml/2006/main" noChangeAspect="1"/>
+            </wp:cNvGraphicFramePr>
+            <a:graphic xmlns:a="http://schemas.openxmlformats.org/drawingml/2006/main">
+              <a:graphicData uri="http://schemas.openxmlformats.org/drawingml/2006/picture">
+                <pic:pic xmlns:pic="http://schemas.openxmlformats.org/drawingml/2006/picture">
+                  <pic:nvPicPr>
+                    <pic:cNvPr id="30" name="Picture 30" descr="Photo1"/>
+                    <pic:cNvPicPr>
+                      <a:picLocks noChangeAspect="1"/>
+                    </pic:cNvPicPr>
+                  </pic:nvPicPr>
+                  <pic:blipFill>
+                    <a:blip r:embed="rId30"/>
+                    <a:stretch>
+                      <a:fillRect/>
+                    </a:stretch>
+                  </pic:blipFill>
+                  <pic:spPr>
+                    <a:xfrm>
+                      <a:off x="0" y="0"/>
+                      <a:ext cx="3376295" cy="2552700"/>
+                    </a:xfrm>
+                    <a:prstGeom prst="rect">
+                      <a:avLst/>
+                    </a:prstGeom>
+                  </pic:spPr>
+                </pic:pic>
+              </a:graphicData>
+            </a:graphic>
+          </wp:inline>
+        </w:drawing>
+      </w:r>
+    </w:p>
+    <w:p>
+      <w:pPr>
+        <w:rPr>
+          <w:rFonts w:hint="default"/>
+          <w:lang w:val="en-US"/>
+        </w:rPr>
+      </w:pPr>
+      <w:r>
+        <w:rPr>
+          <w:rFonts w:hint="default"/>
+          <w:lang w:val="en-US"/>
+        </w:rPr>
+        <w:drawing>
+          <wp:inline distT="0" distB="0" distL="114300" distR="114300">
+            <wp:extent cx="3932555" cy="3125470"/>
+            <wp:effectExtent l="0" t="0" r="4445" b="11430"/>
+            <wp:docPr id="31" name="Picture 31" descr="Photo2"/>
+            <wp:cNvGraphicFramePr>
+              <a:graphicFrameLocks xmlns:a="http://schemas.openxmlformats.org/drawingml/2006/main" noChangeAspect="1"/>
+            </wp:cNvGraphicFramePr>
+            <a:graphic xmlns:a="http://schemas.openxmlformats.org/drawingml/2006/main">
+              <a:graphicData uri="http://schemas.openxmlformats.org/drawingml/2006/picture">
+                <pic:pic xmlns:pic="http://schemas.openxmlformats.org/drawingml/2006/picture">
+                  <pic:nvPicPr>
+                    <pic:cNvPr id="31" name="Picture 31" descr="Photo2"/>
+                    <pic:cNvPicPr>
+                      <a:picLocks noChangeAspect="1"/>
+                    </pic:cNvPicPr>
+                  </pic:nvPicPr>
+                  <pic:blipFill>
+                    <a:blip r:embed="rId31"/>
+                    <a:stretch>
+                      <a:fillRect/>
+                    </a:stretch>
+                  </pic:blipFill>
+                  <pic:spPr>
+                    <a:xfrm>
+                      <a:off x="0" y="0"/>
+                      <a:ext cx="3932555" cy="3125470"/>
+                    </a:xfrm>
+                    <a:prstGeom prst="rect">
+                      <a:avLst/>
+                    </a:prstGeom>
+                  </pic:spPr>
+                </pic:pic>
+              </a:graphicData>
+            </a:graphic>
+          </wp:inline>
+        </w:drawing>
+      </w:r>
+    </w:p>
+    <w:p>
+      <w:pPr>
+        <w:rPr>
+          <w:rFonts w:hint="default"/>
+          <w:lang w:val="en-US"/>
+        </w:rPr>
+      </w:pPr>
+      <w:r>
+        <w:rPr>
+          <w:rFonts w:hint="default"/>
+          <w:lang w:val="en-US"/>
+        </w:rPr>
+        <w:drawing>
+          <wp:inline distT="0" distB="0" distL="114300" distR="114300">
+            <wp:extent cx="3548380" cy="4516120"/>
+            <wp:effectExtent l="0" t="0" r="7620" b="5080"/>
+            <wp:docPr id="32" name="Picture 32" descr="Photo3"/>
+            <wp:cNvGraphicFramePr>
+              <a:graphicFrameLocks xmlns:a="http://schemas.openxmlformats.org/drawingml/2006/main" noChangeAspect="1"/>
+            </wp:cNvGraphicFramePr>
+            <a:graphic xmlns:a="http://schemas.openxmlformats.org/drawingml/2006/main">
+              <a:graphicData uri="http://schemas.openxmlformats.org/drawingml/2006/picture">
+                <pic:pic xmlns:pic="http://schemas.openxmlformats.org/drawingml/2006/picture">
+                  <pic:nvPicPr>
+                    <pic:cNvPr id="32" name="Picture 32" descr="Photo3"/>
+                    <pic:cNvPicPr>
+                      <a:picLocks noChangeAspect="1"/>
+                    </pic:cNvPicPr>
+                  </pic:nvPicPr>
+                  <pic:blipFill>
+                    <a:blip r:embed="rId32"/>
+                    <a:stretch>
+                      <a:fillRect/>
+                    </a:stretch>
+                  </pic:blipFill>
+                  <pic:spPr>
+                    <a:xfrm>
+                      <a:off x="0" y="0"/>
+                      <a:ext cx="3548380" cy="4516120"/>
+                    </a:xfrm>
+                    <a:prstGeom prst="rect">
+                      <a:avLst/>
+                    </a:prstGeom>
+                  </pic:spPr>
+                </pic:pic>
+              </a:graphicData>
+            </a:graphic>
+          </wp:inline>
+        </w:drawing>
+      </w:r>
+    </w:p>
+    <w:p>
+      <w:pPr>
+        <w:rPr>
+          <w:rFonts w:hint="default"/>
+          <w:lang w:val="en-US"/>
+        </w:rPr>
+      </w:pPr>
+    </w:p>
+    <w:p>
+      <w:pPr>
+        <w:rPr>
+          <w:rFonts w:hint="default" w:ascii="Cambria" w:hAnsi="Cambria" w:cs="Cambria"/>
+          <w:sz w:val="24"/>
+          <w:szCs w:val="24"/>
+          <w:u w:val="single"/>
+          <w:lang w:val="en-US"/>
+        </w:rPr>
+      </w:pPr>
+      <w:r>
+        <w:rPr>
+          <w:rFonts w:hint="default" w:ascii="Cambria" w:hAnsi="Cambria" w:cs="Cambria"/>
+          <w:sz w:val="24"/>
+          <w:szCs w:val="24"/>
+          <w:u w:val="single"/>
+          <w:lang w:val="en-US"/>
+        </w:rPr>
+        <w:t>Exercise 06:</w:t>
+      </w:r>
+    </w:p>
+    <w:p>
+      <w:pPr>
+        <w:rPr>
+          <w:rFonts w:hint="default" w:ascii="Cambria" w:hAnsi="Cambria" w:cs="Cambria"/>
+          <w:sz w:val="24"/>
+          <w:szCs w:val="24"/>
+          <w:u w:val="single"/>
+          <w:lang w:val="en-US"/>
+        </w:rPr>
+      </w:pPr>
+    </w:p>
+    <w:p>
+      <w:pPr>
+        <w:rPr>
+          <w:rFonts w:hint="default"/>
+          <w:lang w:val="en-US"/>
+        </w:rPr>
+      </w:pPr>
+      <w:r>
+        <w:rPr>
+          <w:rFonts w:hint="default"/>
+          <w:lang w:val="en-US"/>
+        </w:rPr>
+        <w:drawing>
+          <wp:inline distT="0" distB="0" distL="114300" distR="114300">
+            <wp:extent cx="3049270" cy="2247265"/>
+            <wp:effectExtent l="0" t="0" r="11430" b="635"/>
+            <wp:docPr id="33" name="Picture 33" descr="Screenshot_20260728_133610_Drive"/>
+            <wp:cNvGraphicFramePr>
+              <a:graphicFrameLocks xmlns:a="http://schemas.openxmlformats.org/drawingml/2006/main" noChangeAspect="1"/>
+            </wp:cNvGraphicFramePr>
+            <a:graphic xmlns:a="http://schemas.openxmlformats.org/drawingml/2006/main">
+              <a:graphicData uri="http://schemas.openxmlformats.org/drawingml/2006/picture">
+                <pic:pic xmlns:pic="http://schemas.openxmlformats.org/drawingml/2006/picture">
+                  <pic:nvPicPr>
+                    <pic:cNvPr id="33" name="Picture 33" descr="Screenshot_20260728_133610_Drive"/>
+                    <pic:cNvPicPr>
+                      <a:picLocks noChangeAspect="1"/>
+                    </pic:cNvPicPr>
+                  </pic:nvPicPr>
+                  <pic:blipFill>
+                    <a:blip r:embed="rId33"/>
+                    <a:stretch>
+                      <a:fillRect/>
+                    </a:stretch>
+                  </pic:blipFill>
+                  <pic:spPr>
+                    <a:xfrm>
+                      <a:off x="0" y="0"/>
+                      <a:ext cx="3049270" cy="2247265"/>
+                    </a:xfrm>
+                    <a:prstGeom prst="rect">
+                      <a:avLst/>
+                    </a:prstGeom>
+                  </pic:spPr>
+                </pic:pic>
+              </a:graphicData>
+            </a:graphic>
+          </wp:inline>
+        </w:drawing>
+      </w:r>
+    </w:p>
+    <w:p>
+      <w:pPr>
+        <w:rPr>
+          <w:rFonts w:hint="default"/>
+          <w:lang w:val="en-US"/>
+        </w:rPr>
+      </w:pPr>
+      <w:r>
+        <w:rPr>
+          <w:rFonts w:hint="default"/>
+          <w:lang w:val="en-US"/>
+        </w:rPr>
+        <w:drawing>
+          <wp:inline distT="0" distB="0" distL="114300" distR="114300">
+            <wp:extent cx="3110865" cy="2037080"/>
+            <wp:effectExtent l="0" t="0" r="635" b="7620"/>
+            <wp:docPr id="34" name="Picture 34" descr="Screenshot_20260728_133614_Drive"/>
+            <wp:cNvGraphicFramePr>
+              <a:graphicFrameLocks xmlns:a="http://schemas.openxmlformats.org/drawingml/2006/main" noChangeAspect="1"/>
+            </wp:cNvGraphicFramePr>
+            <a:graphic xmlns:a="http://schemas.openxmlformats.org/drawingml/2006/main">
+              <a:graphicData uri="http://schemas.openxmlformats.org/drawingml/2006/picture">
+                <pic:pic xmlns:pic="http://schemas.openxmlformats.org/drawingml/2006/picture">
+                  <pic:nvPicPr>
+                    <pic:cNvPr id="34" name="Picture 34" descr="Screenshot_20260728_133614_Drive"/>
+                    <pic:cNvPicPr>
+                      <a:picLocks noChangeAspect="1"/>
+                    </pic:cNvPicPr>
+                  </pic:nvPicPr>
+                  <pic:blipFill>
+                    <a:blip r:embed="rId34"/>
+                    <a:stretch>
+                      <a:fillRect/>
+                    </a:stretch>
+                  </pic:blipFill>
+                  <pic:spPr>
+                    <a:xfrm>
+                      <a:off x="0" y="0"/>
+                      <a:ext cx="3110865" cy="2037080"/>
+                    </a:xfrm>
+                    <a:prstGeom prst="rect">
+                      <a:avLst/>
+                    </a:prstGeom>
+                  </pic:spPr>
+                </pic:pic>
+              </a:graphicData>
+            </a:graphic>
+          </wp:inline>
+        </w:drawing>
+      </w:r>
+    </w:p>
+    <w:p>
+      <w:pPr>
+        <w:rPr>
+          <w:rFonts w:hint="default"/>
+          <w:lang w:val="en-US"/>
+        </w:rPr>
+      </w:pPr>
+    </w:p>
+    <w:p>
+      <w:pPr>
+        <w:rPr>
+          <w:rFonts w:hint="default"/>
+          <w:lang w:val="en-US"/>
+        </w:rPr>
+      </w:pPr>
+      <w:r>
+        <w:rPr>
+          <w:rFonts w:hint="default"/>
+          <w:lang w:val="en-US"/>
+        </w:rPr>
+        <w:drawing>
+          <wp:inline distT="0" distB="0" distL="114300" distR="114300">
+            <wp:extent cx="3140075" cy="2117090"/>
+            <wp:effectExtent l="0" t="0" r="9525" b="3810"/>
+            <wp:docPr id="35" name="Picture 35" descr="Screenshot_20260728_133617_Drive"/>
+            <wp:cNvGraphicFramePr>
+              <a:graphicFrameLocks xmlns:a="http://schemas.openxmlformats.org/drawingml/2006/main" noChangeAspect="1"/>
+            </wp:cNvGraphicFramePr>
+            <a:graphic xmlns:a="http://schemas.openxmlformats.org/drawingml/2006/main">
+              <a:graphicData uri="http://schemas.openxmlformats.org/drawingml/2006/picture">
+                <pic:pic xmlns:pic="http://schemas.openxmlformats.org/drawingml/2006/picture">
+                  <pic:nvPicPr>
+                    <pic:cNvPr id="35" name="Picture 35" descr="Screenshot_20260728_133617_Drive"/>
+                    <pic:cNvPicPr>
+                      <a:picLocks noChangeAspect="1"/>
+                    </pic:cNvPicPr>
+                  </pic:nvPicPr>
+                  <pic:blipFill>
+                    <a:blip r:embed="rId35"/>
+                    <a:stretch>
+                      <a:fillRect/>
+                    </a:stretch>
+                  </pic:blipFill>
+                  <pic:spPr>
+                    <a:xfrm>
+                      <a:off x="0" y="0"/>
+                      <a:ext cx="3140075" cy="2117090"/>
+                    </a:xfrm>
+                    <a:prstGeom prst="rect">
+                      <a:avLst/>
+                    </a:prstGeom>
+                  </pic:spPr>
+                </pic:pic>
+              </a:graphicData>
+            </a:graphic>
+          </wp:inline>
+        </w:drawing>
+      </w:r>
+    </w:p>
+    <w:p>
+      <w:pPr>
+        <w:rPr>
+          <w:rFonts w:hint="default"/>
+          <w:lang w:val="en-US"/>
+        </w:rPr>
+      </w:pPr>
+    </w:p>
+    <w:p>
+      <w:pPr>
+        <w:rPr>
+          <w:rFonts w:hint="default"/>
+          <w:lang w:val="en-US"/>
+        </w:rPr>
+      </w:pPr>
+      <w:r>
+        <w:rPr>
+          <w:rFonts w:hint="default"/>
+          <w:lang w:val="en-US"/>
+        </w:rPr>
+        <w:drawing>
+          <wp:inline distT="0" distB="0" distL="114300" distR="114300">
+            <wp:extent cx="3020060" cy="2199005"/>
+            <wp:effectExtent l="0" t="0" r="2540" b="10795"/>
+            <wp:docPr id="36" name="Picture 36" descr="Screenshot_20260728_133622_Drive"/>
+            <wp:cNvGraphicFramePr>
+              <a:graphicFrameLocks xmlns:a="http://schemas.openxmlformats.org/drawingml/2006/main" noChangeAspect="1"/>
+            </wp:cNvGraphicFramePr>
+            <a:graphic xmlns:a="http://schemas.openxmlformats.org/drawingml/2006/main">
+              <a:graphicData uri="http://schemas.openxmlformats.org/drawingml/2006/picture">
+                <pic:pic xmlns:pic="http://schemas.openxmlformats.org/drawingml/2006/picture">
+                  <pic:nvPicPr>
+                    <pic:cNvPr id="36" name="Picture 36" descr="Screenshot_20260728_133622_Drive"/>
+                    <pic:cNvPicPr>
+                      <a:picLocks noChangeAspect="1"/>
+                    </pic:cNvPicPr>
+                  </pic:nvPicPr>
+                  <pic:blipFill>
+                    <a:blip r:embed="rId36"/>
+                    <a:stretch>
+                      <a:fillRect/>
+                    </a:stretch>
+                  </pic:blipFill>
+                  <pic:spPr>
+                    <a:xfrm>
+                      <a:off x="0" y="0"/>
+                      <a:ext cx="3020060" cy="2199005"/>
+                    </a:xfrm>
+                    <a:prstGeom prst="rect">
+                      <a:avLst/>
+                    </a:prstGeom>
+                  </pic:spPr>
+                </pic:pic>
+              </a:graphicData>
+            </a:graphic>
+          </wp:inline>
+        </w:drawing>
+      </w:r>
+    </w:p>
+    <w:p>
+      <w:pPr>
+        <w:rPr>
+          <w:rFonts w:hint="default"/>
+          <w:lang w:val="en-US"/>
+        </w:rPr>
+      </w:pPr>
+      <w:r>
+        <w:rPr>
+          <w:rFonts w:hint="default"/>
+          <w:lang w:val="en-US"/>
+        </w:rPr>
+        <w:drawing>
+          <wp:inline distT="0" distB="0" distL="114300" distR="114300">
+            <wp:extent cx="2784475" cy="2216785"/>
+            <wp:effectExtent l="0" t="0" r="9525" b="5715"/>
+            <wp:docPr id="37" name="Picture 37" descr="Screenshot_20260728_133627_Drive"/>
+            <wp:cNvGraphicFramePr>
+              <a:graphicFrameLocks xmlns:a="http://schemas.openxmlformats.org/drawingml/2006/main" noChangeAspect="1"/>
+            </wp:cNvGraphicFramePr>
+            <a:graphic xmlns:a="http://schemas.openxmlformats.org/drawingml/2006/main">
+              <a:graphicData uri="http://schemas.openxmlformats.org/drawingml/2006/picture">
+                <pic:pic xmlns:pic="http://schemas.openxmlformats.org/drawingml/2006/picture">
+                  <pic:nvPicPr>
+                    <pic:cNvPr id="37" name="Picture 37" descr="Screenshot_20260728_133627_Drive"/>
+                    <pic:cNvPicPr>
+                      <a:picLocks noChangeAspect="1"/>
+                    </pic:cNvPicPr>
+                  </pic:nvPicPr>
+                  <pic:blipFill>
+                    <a:blip r:embed="rId37"/>
+                    <a:stretch>
+                      <a:fillRect/>
+                    </a:stretch>
+                  </pic:blipFill>
+                  <pic:spPr>
+                    <a:xfrm>
+                      <a:off x="0" y="0"/>
+                      <a:ext cx="2784475" cy="2216785"/>
+                    </a:xfrm>
+                    <a:prstGeom prst="rect">
+                      <a:avLst/>
+                    </a:prstGeom>
+                  </pic:spPr>
+                </pic:pic>
+              </a:graphicData>
+            </a:graphic>
+          </wp:inline>
+        </w:drawing>
+      </w:r>
+    </w:p>
+    <w:p>
+      <w:pPr>
+        <w:rPr>
+          <w:rFonts w:hint="default"/>
+          <w:lang w:val="en-US"/>
+        </w:rPr>
+      </w:pPr>
+    </w:p>
+    <w:p>
+      <w:pPr>
+        <w:rPr>
+          <w:rFonts w:hint="default"/>
+          <w:lang w:val="en-US"/>
+        </w:rPr>
+      </w:pPr>
+      <w:r>
+        <w:rPr>
+          <w:rFonts w:hint="default"/>
+          <w:lang w:val="en-US"/>
+        </w:rPr>
+        <w:drawing>
+          <wp:inline distT="0" distB="0" distL="114300" distR="114300">
+            <wp:extent cx="3338195" cy="2346960"/>
+            <wp:effectExtent l="0" t="0" r="1905" b="2540"/>
+            <wp:docPr id="38" name="Picture 38" descr="Screenshot_20260728_133631_Drive"/>
+            <wp:cNvGraphicFramePr>
+              <a:graphicFrameLocks xmlns:a="http://schemas.openxmlformats.org/drawingml/2006/main" noChangeAspect="1"/>
+            </wp:cNvGraphicFramePr>
+            <a:graphic xmlns:a="http://schemas.openxmlformats.org/drawingml/2006/main">
+              <a:graphicData uri="http://schemas.openxmlformats.org/drawingml/2006/picture">
+                <pic:pic xmlns:pic="http://schemas.openxmlformats.org/drawingml/2006/picture">
+                  <pic:nvPicPr>
+                    <pic:cNvPr id="38" name="Picture 38" descr="Screenshot_20260728_133631_Drive"/>
+                    <pic:cNvPicPr>
+                      <a:picLocks noChangeAspect="1"/>
+                    </pic:cNvPicPr>
+                  </pic:nvPicPr>
+                  <pic:blipFill>
+                    <a:blip r:embed="rId38"/>
+                    <a:stretch>
+                      <a:fillRect/>
+                    </a:stretch>
+                  </pic:blipFill>
+                  <pic:spPr>
+                    <a:xfrm>
+                      <a:off x="0" y="0"/>
+                      <a:ext cx="3338195" cy="2346960"/>
+                    </a:xfrm>
+                    <a:prstGeom prst="rect">
+                      <a:avLst/>
+                    </a:prstGeom>
+                  </pic:spPr>
+                </pic:pic>
+              </a:graphicData>
+            </a:graphic>
+          </wp:inline>
+        </w:drawing>
+      </w:r>
+    </w:p>
+    <w:p>
+      <w:pPr>
+        <w:rPr>
+          <w:rFonts w:hint="default"/>
+          <w:lang w:val="en-US"/>
+        </w:rPr>
+      </w:pPr>
+    </w:p>
+    <w:p>
+      <w:pPr>
+        <w:rPr>
+          <w:rFonts w:hint="default"/>
+          <w:lang w:val="en-US"/>
+        </w:rPr>
+      </w:pPr>
+      <w:r>
+        <w:rPr>
+          <w:rFonts w:hint="default"/>
+          <w:lang w:val="en-US"/>
+        </w:rPr>
+        <w:drawing>
+          <wp:inline distT="0" distB="0" distL="114300" distR="114300">
+            <wp:extent cx="3304540" cy="2374265"/>
+            <wp:effectExtent l="0" t="0" r="10160" b="635"/>
+            <wp:docPr id="42" name="Picture 42" descr="Screenshot_20260728_133640_Drive"/>
+            <wp:cNvGraphicFramePr>
+              <a:graphicFrameLocks xmlns:a="http://schemas.openxmlformats.org/drawingml/2006/main" noChangeAspect="1"/>
+            </wp:cNvGraphicFramePr>
+            <a:graphic xmlns:a="http://schemas.openxmlformats.org/drawingml/2006/main">
+              <a:graphicData uri="http://schemas.openxmlformats.org/drawingml/2006/picture">
+                <pic:pic xmlns:pic="http://schemas.openxmlformats.org/drawingml/2006/picture">
+                  <pic:nvPicPr>
+                    <pic:cNvPr id="42" name="Picture 42" descr="Screenshot_20260728_133640_Drive"/>
+                    <pic:cNvPicPr>
+                      <a:picLocks noChangeAspect="1"/>
+                    </pic:cNvPicPr>
+                  </pic:nvPicPr>
+                  <pic:blipFill>
+                    <a:blip r:embed="rId39"/>
+                    <a:stretch>
+                      <a:fillRect/>
+                    </a:stretch>
+                  </pic:blipFill>
+                  <pic:spPr>
+                    <a:xfrm>
+                      <a:off x="0" y="0"/>
+                      <a:ext cx="3304540" cy="2374265"/>
+                    </a:xfrm>
+                    <a:prstGeom prst="rect">
+                      <a:avLst/>
+                    </a:prstGeom>
+                  </pic:spPr>
+                </pic:pic>
+              </a:graphicData>
+            </a:graphic>
+          </wp:inline>
+        </w:drawing>
+      </w:r>
       <w:bookmarkStart w:id="0" w:name="_GoBack"/>
       <w:bookmarkEnd w:id="0"/>
+    </w:p>
+    <w:p>
+      <w:pPr>
+        <w:rPr>
+          <w:rFonts w:hint="default"/>
+          <w:lang w:val="en-US"/>
+        </w:rPr>
+      </w:pPr>
+      <w:r>
+        <w:rPr>
+          <w:rFonts w:hint="default"/>
+          <w:lang w:val="en-US"/>
+        </w:rPr>
+        <w:drawing>
+          <wp:inline distT="0" distB="0" distL="114300" distR="114300">
+            <wp:extent cx="3072130" cy="2222500"/>
+            <wp:effectExtent l="0" t="0" r="1270" b="0"/>
+            <wp:docPr id="45" name="Picture 45" descr="Screenshot_20260728_133650_Drive"/>
+            <wp:cNvGraphicFramePr>
+              <a:graphicFrameLocks xmlns:a="http://schemas.openxmlformats.org/drawingml/2006/main" noChangeAspect="1"/>
+            </wp:cNvGraphicFramePr>
+            <a:graphic xmlns:a="http://schemas.openxmlformats.org/drawingml/2006/main">
+              <a:graphicData uri="http://schemas.openxmlformats.org/drawingml/2006/picture">
+                <pic:pic xmlns:pic="http://schemas.openxmlformats.org/drawingml/2006/picture">
+                  <pic:nvPicPr>
+                    <pic:cNvPr id="45" name="Picture 45" descr="Screenshot_20260728_133650_Drive"/>
+                    <pic:cNvPicPr>
+                      <a:picLocks noChangeAspect="1"/>
+                    </pic:cNvPicPr>
+                  </pic:nvPicPr>
+                  <pic:blipFill>
+                    <a:blip r:embed="rId40"/>
+                    <a:stretch>
+                      <a:fillRect/>
+                    </a:stretch>
+                  </pic:blipFill>
+                  <pic:spPr>
+                    <a:xfrm>
+                      <a:off x="0" y="0"/>
+                      <a:ext cx="3072130" cy="2222500"/>
+                    </a:xfrm>
+                    <a:prstGeom prst="rect">
+                      <a:avLst/>
+                    </a:prstGeom>
+                  </pic:spPr>
+                </pic:pic>
+              </a:graphicData>
+            </a:graphic>
+          </wp:inline>
+        </w:drawing>
+      </w:r>
+    </w:p>
+    <w:p>
+      <w:pPr>
+        <w:rPr>
+          <w:rFonts w:hint="default"/>
+          <w:lang w:val="en-US"/>
+        </w:rPr>
+      </w:pPr>
+    </w:p>
+    <w:p>
+      <w:pPr>
+        <w:rPr>
+          <w:rFonts w:hint="default"/>
+          <w:lang w:val="en-US"/>
+        </w:rPr>
+      </w:pPr>
+      <w:r>
+        <w:rPr>
+          <w:rFonts w:hint="default"/>
+          <w:lang w:val="en-US"/>
+        </w:rPr>
+        <w:drawing>
+          <wp:inline distT="0" distB="0" distL="114300" distR="114300">
+            <wp:extent cx="3057525" cy="2228215"/>
+            <wp:effectExtent l="0" t="0" r="3175" b="6985"/>
+            <wp:docPr id="46" name="Picture 46" descr="Screenshot_20260728_133656_Drive"/>
+            <wp:cNvGraphicFramePr>
+              <a:graphicFrameLocks xmlns:a="http://schemas.openxmlformats.org/drawingml/2006/main" noChangeAspect="1"/>
+            </wp:cNvGraphicFramePr>
+            <a:graphic xmlns:a="http://schemas.openxmlformats.org/drawingml/2006/main">
+              <a:graphicData uri="http://schemas.openxmlformats.org/drawingml/2006/picture">
+                <pic:pic xmlns:pic="http://schemas.openxmlformats.org/drawingml/2006/picture">
+                  <pic:nvPicPr>
+                    <pic:cNvPr id="46" name="Picture 46" descr="Screenshot_20260728_133656_Drive"/>
+                    <pic:cNvPicPr>
+                      <a:picLocks noChangeAspect="1"/>
+                    </pic:cNvPicPr>
+                  </pic:nvPicPr>
+                  <pic:blipFill>
+                    <a:blip r:embed="rId41"/>
+                    <a:stretch>
+                      <a:fillRect/>
+                    </a:stretch>
+                  </pic:blipFill>
+                  <pic:spPr>
+                    <a:xfrm>
+                      <a:off x="0" y="0"/>
+                      <a:ext cx="3057525" cy="2228215"/>
+                    </a:xfrm>
+                    <a:prstGeom prst="rect">
+                      <a:avLst/>
+                    </a:prstGeom>
+                  </pic:spPr>
+                </pic:pic>
+              </a:graphicData>
+            </a:graphic>
+          </wp:inline>
+        </w:drawing>
+      </w:r>
+    </w:p>
+    <w:p>
+      <w:pPr>
+        <w:rPr>
+          <w:rFonts w:hint="default"/>
+          <w:lang w:val="en-US"/>
+        </w:rPr>
+      </w:pPr>
     </w:p>
     <w:sectPr>
       <w:footerReference r:id="rId3" w:type="default"/>
@@ -59,22 +2265,6 @@
                       <a:ln w="6350">
                         <a:noFill/>
                       </a:ln>
-                      <a:extLst>
-                        <a:ext uri="{909E8E84-426E-40DD-AFC4-6F175D3DCCD1}">
-                          <a14:hiddenFill xmlns:a14="http://schemas.microsoft.com/office/drawing/2010/main">
-                            <a:solidFill>
-                              <a:schemeClr val="lt1"/>
-                            </a:solidFill>
-                          </a14:hiddenFill>
-                        </a:ext>
-                        <a:ext uri="{91240B29-F687-4F45-9708-019B960494DF}">
-                          <a14:hiddenLine xmlns:a14="http://schemas.microsoft.com/office/drawing/2010/main" w="6350">
-                            <a:solidFill>
-                              <a:prstClr val="black"/>
-                            </a:solidFill>
-                          </a14:hiddenLine>
-                        </a:ext>
-                      </a:extLst>
                     </wps:spPr>
                     <wps:style>
                       <a:lnRef idx="0">
@@ -125,7 +2315,7 @@
         </mc:Choice>
         <mc:Fallback>
           <w:pict>
-            <v:shape id="_x0000_s1026" o:spid="_x0000_s1026" o:spt="202" type="#_x0000_t202" style="position:absolute;left:0pt;margin-top:0pt;height:144pt;width:144pt;mso-position-horizontal:center;mso-position-horizontal-relative:margin;mso-wrap-style:none;z-index:251659264;mso-width-relative:page;mso-height-relative:page;" filled="f" stroked="f" coordsize="21600,21600" o:gfxdata="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">
+            <v:shape id="_x0000_s1026" o:spid="_x0000_s1026" o:spt="202" type="#_x0000_t202" style="position:absolute;left:0pt;margin-top:0pt;height:144pt;width:144pt;mso-position-horizontal:center;mso-position-horizontal-relative:margin;mso-wrap-style:none;z-index:251659264;mso-width-relative:page;mso-height-relative:page;" filled="f" stroked="f" coordsize="21600,21600" o:gfxdata="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">
               <v:fill on="f" focussize="0,0"/>
               <v:stroke on="f" weight="0.5pt"/>
               <v:imagedata o:title=""/>
@@ -205,8 +2395,8 @@
     <w:lsdException w:unhideWhenUsed="0" w:uiPriority="0" w:semiHidden="0" w:name="Normal Indent"/>
     <w:lsdException w:unhideWhenUsed="0" w:uiPriority="0" w:semiHidden="0" w:name="footnote text"/>
     <w:lsdException w:unhideWhenUsed="0" w:uiPriority="0" w:semiHidden="0" w:name="annotation text"/>
-    <w:lsdException w:unhideWhenUsed="0" w:uiPriority="0" w:semiHidden="0" w:name="header"/>
-    <w:lsdException w:unhideWhenUsed="0" w:uiPriority="0" w:semiHidden="0" w:name="footer"/>
+    <w:lsdException w:qFormat="1" w:unhideWhenUsed="0" w:uiPriority="0" w:semiHidden="0" w:name="header"/>
+    <w:lsdException w:qFormat="1" w:unhideWhenUsed="0" w:uiPriority="0" w:semiHidden="0" w:name="footer"/>
     <w:lsdException w:unhideWhenUsed="0" w:uiPriority="0" w:semiHidden="0" w:name="index heading"/>
     <w:lsdException w:qFormat="1" w:uiPriority="0" w:name="caption"/>
     <w:lsdException w:unhideWhenUsed="0" w:uiPriority="0" w:semiHidden="0" w:name="table of figures"/>
@@ -455,6 +2645,7 @@
   <w:style w:type="paragraph" w:styleId="4">
     <w:name w:val="footer"/>
     <w:basedOn w:val="1"/>
+    <w:qFormat/>
     <w:uiPriority w:val="0"/>
     <w:pPr>
       <w:tabs>
@@ -472,6 +2663,7 @@
   <w:style w:type="paragraph" w:styleId="5">
     <w:name w:val="header"/>
     <w:basedOn w:val="1"/>
+    <w:qFormat/>
     <w:uiPriority w:val="0"/>
     <w:pPr>
       <w:tabs>
